--- a/docs/docx/module/family_markers_student_guide.docx
+++ b/docs/docx/module/family_markers_student_guide.docx
@@ -15,7 +15,7 @@
         <w:pStyle w:val="Date"/>
       </w:pPr>
       <w:r>
-        <w:t xml:space="preserve">2026-02-26</w:t>
+        <w:t xml:space="preserve">2026-03-03</w:t>
       </w:r>
     </w:p>
     <w:p>

--- a/docs/docx/module/family_markers_student_guide.docx
+++ b/docs/docx/module/family_markers_student_guide.docx
@@ -15,7 +15,7 @@
         <w:pStyle w:val="Date"/>
       </w:pPr>
       <w:r>
-        <w:t xml:space="preserve">2026-03-03</w:t>
+        <w:t xml:space="preserve">2026-03-17</w:t>
       </w:r>
     </w:p>
     <w:p>

--- a/docs/docx/module/family_markers_student_guide.docx
+++ b/docs/docx/module/family_markers_student_guide.docx
@@ -15,7 +15,7 @@
         <w:pStyle w:val="Date"/>
       </w:pPr>
       <w:r>
-        <w:t xml:space="preserve">2026-03-17</w:t>
+        <w:t xml:space="preserve">2026-04-29</w:t>
       </w:r>
     </w:p>
     <w:p>
@@ -73,7 +73,7 @@
         <w:t xml:space="preserve">This activity will walk through interpretation of pedigree information and use bioinformatics tools (R) to build pedigrees for tracking disease traits in families. You will work with real data from a bipolar disorder genetics study to understand how researchers understand risk genes using pedigrees.</w:t>
       </w:r>
     </w:p>
-    <w:bookmarkStart w:id="63" w:name="part-1"/>
+    <w:bookmarkStart w:id="65" w:name="part-1"/>
     <w:p>
       <w:pPr>
         <w:pStyle w:val="Heading2"/>
@@ -627,7 +627,7 @@
       </w:r>
     </w:p>
     <w:bookmarkEnd w:id="37"/>
-    <w:bookmarkStart w:id="47" w:name="package-install-and-load"/>
+    <w:bookmarkStart w:id="49" w:name="package-install-and-load"/>
     <w:p>
       <w:pPr>
         <w:pStyle w:val="Heading3"/>
@@ -768,27 +768,155 @@
         <w:t xml:space="preserve">(kinship2)</w:t>
       </w:r>
     </w:p>
-    <w:p>
-      <w:pPr>
-        <w:pStyle w:val="FirstParagraph"/>
+    <w:tbl>
+      <w:tblPr>
+        <w:tblStyle w:val="Table"/>
+        <w:tblLook w:firstRow="0" w:lastRow="0" w:firstColumn="0" w:lastColumn="0" w:noHBand="0" w:noVBand="0" w:val="0000"/>
+        <w:tblBorders>
+          <w:top w:val="single" w:sz="4" w:space="0" w:color="0758E5"/>
+          <w:left w:val="single" w:sz="24" w:space="0" w:color="0758E5"/>
+          <w:bottom w:val="single" w:sz="4" w:space="0" w:color="0758E5"/>
+          <w:right w:val="single" w:sz="4" w:space="0" w:color="0758E5"/>
+        </w:tblBorders>
+        <w:tblCellMar>
+          <w:left w:w="144" w:type="dxa"/>
+          <w:right w:w="144" w:type="dxa"/>
+        </w:tblCellMar>
+        <w:tblLook w:firstRow="0" w:lastRow="0" w:firstColumn="0" w:lastColumn="0" w:noHBand="0" w:noVBand="0" w:val="0000"/>
+      </w:tblPr>
+      <w:tr>
+        <w:trPr>
+          <w:cantSplit/>
+        </w:trPr>
+        <w:tc>
+          <w:tcPr>
+            <w:shd w:color="auto" w:fill="dae6fb" w:val="clear"/>
+            <w:tcMar>
+              <w:top w:w="92" w:type="dxa"/>
+              <w:bottom w:w="92" w:type="dxa"/>
+            </w:tcMar>
+          </w:tcPr>
+          <w:p>
+            <w:pPr>
+              <w:pStyle w:val="FirstParagraph"/>
+            </w:pPr>
+            <w:pPr>
+              <w:spacing w:before="0" w:after="0"/>
+              <w:textAlignment w:val="center"/>
+            </w:pPr>
+            <w:r>
+              <w:drawing>
+                <wp:inline>
+                  <wp:extent cx="152400" cy="152400"/>
+                  <wp:effectExtent b="0" l="0" r="0" t="0"/>
+                  <wp:docPr descr="" title="" id="41" name="Picture"/>
+                  <a:graphic>
+                    <a:graphicData uri="http://schemas.openxmlformats.org/drawingml/2006/picture">
+                      <pic:pic>
+                        <pic:nvPicPr>
+                          <pic:cNvPr descr="/opt/quarto/share/formats/docx/note.png" id="42" name="Picture"/>
+                          <pic:cNvPicPr>
+                            <a:picLocks noChangeArrowheads="1" noChangeAspect="1"/>
+                          </pic:cNvPicPr>
+                        </pic:nvPicPr>
+                        <pic:blipFill>
+                          <a:blip r:embed="rId23"/>
+                          <a:stretch>
+                            <a:fillRect/>
+                          </a:stretch>
+                        </pic:blipFill>
+                        <pic:spPr bwMode="auto">
+                          <a:xfrm>
+                            <a:off x="0" y="0"/>
+                            <a:ext cx="152400" cy="152400"/>
+                          </a:xfrm>
+                          <a:prstGeom prst="rect">
+                            <a:avLst/>
+                          </a:prstGeom>
+                          <a:noFill/>
+                          <a:ln w="9525">
+                            <a:noFill/>
+                            <a:headEnd/>
+                            <a:tailEnd/>
+                          </a:ln>
+                        </pic:spPr>
+                      </pic:pic>
+                    </a:graphicData>
+                  </a:graphic>
+                </wp:inline>
+              </w:drawing>
+            </w:r>
+            <w:r>
+              <w:t xml:space="preserve"> </w:t>
+            </w:r>
+            <w:r>
+              <w:t xml:space="preserve"> </w:t>
+            </w:r>
+            <w:r>
+              <w:t xml:space="preserve">Note</w:t>
+            </w:r>
+          </w:p>
+        </w:tc>
+      </w:tr>
+      <w:tr>
+        <w:trPr>
+          <w:cantSplit/>
+        </w:trPr>
+        <w:tc>
+          <w:tcPr>
+            <w:tcMar>
+              <w:top w:w="108" w:type="dxa"/>
+              <w:bottom w:w="108" w:type="dxa"/>
+            </w:tcMar>
+          </w:tcPr>
+          <w:p>
+            <w:pPr>
+              <w:pStyle w:val="BodyText"/>
+            </w:pPr>
+            <w:pPr>
+              <w:spacing w:before="16" w:after="16"/>
+            </w:pPr>
+            <w:r>
+              <w:t xml:space="preserve">You might see a message like</w:t>
+            </w:r>
+            <w:r>
+              <w:t xml:space="preserve"> </w:t>
+            </w:r>
+            <w:r>
+              <w:rPr>
+                <w:rStyle w:val="VerbatimChar"/>
+              </w:rPr>
+              <w:t xml:space="preserve">Warning: kinship2 package is deprecated for R &lt;= 4.5; switch functionality to Pedixplorer from BioConductor</w:t>
+            </w:r>
+            <w:r>
+              <w:t xml:space="preserve">. This is not a problem, and you can still proceed!</w:t>
+            </w:r>
+          </w:p>
+          <w:p/>
+        </w:tc>
+      </w:tr>
+    </w:tbl>
+    <w:p>
+      <w:pPr>
+        <w:pStyle w:val="BodyText"/>
       </w:pPr>
       <w:r>
         <w:drawing>
           <wp:inline>
             <wp:extent cx="4800600" cy="2700337"/>
             <wp:effectExtent b="0" l="0" r="0" t="0"/>
-            <wp:docPr descr="" title="" id="42" name="Picture"/>
+            <wp:docPr descr="" title="" id="44" name="Picture"/>
             <a:graphic>
               <a:graphicData uri="http://schemas.openxmlformats.org/drawingml/2006/picture">
                 <pic:pic>
                   <pic:nvPicPr>
-                    <pic:cNvPr descr="family_markers_student_guide_files/figure-docx//1dhP4CeUIJAqy3z7mKxuFzk8b8LhLrPBPHb1bpYpbk3c_g357ffc10808_0_61.png" id="43" name="Picture"/>
+                    <pic:cNvPr descr="family_markers_student_guide_files/figure-docx//1dhP4CeUIJAqy3z7mKxuFzk8b8LhLrPBPHb1bpYpbk3c_g357ffc10808_0_61.png" id="45" name="Picture"/>
                     <pic:cNvPicPr>
                       <a:picLocks noChangeArrowheads="1" noChangeAspect="1"/>
                     </pic:cNvPicPr>
                   </pic:nvPicPr>
                   <pic:blipFill>
-                    <a:blip r:embed="rId41"/>
+                    <a:blip r:embed="rId43"/>
                     <a:stretch>
                       <a:fillRect/>
                     </a:stretch>
@@ -856,18 +984,18 @@
                 <wp:inline>
                   <wp:extent cx="152400" cy="152400"/>
                   <wp:effectExtent b="0" l="0" r="0" t="0"/>
-                  <wp:docPr descr="" title="" id="45" name="Picture"/>
+                  <wp:docPr descr="" title="" id="47" name="Picture"/>
                   <a:graphic>
                     <a:graphicData uri="http://schemas.openxmlformats.org/drawingml/2006/picture">
                       <pic:pic>
                         <pic:nvPicPr>
-                          <pic:cNvPr descr="/opt/quarto/share/formats/docx/tip.png" id="46" name="Picture"/>
+                          <pic:cNvPr descr="/opt/quarto/share/formats/docx/tip.png" id="48" name="Picture"/>
                           <pic:cNvPicPr>
                             <a:picLocks noChangeArrowheads="1" noChangeAspect="1"/>
                           </pic:cNvPicPr>
                         </pic:nvPicPr>
                         <pic:blipFill>
-                          <a:blip r:embed="rId44"/>
+                          <a:blip r:embed="rId46"/>
                           <a:stretch>
                             <a:fillRect/>
                           </a:stretch>
@@ -977,8 +1105,8 @@
         </w:tc>
       </w:tr>
     </w:tbl>
-    <w:bookmarkEnd w:id="47"/>
-    <w:bookmarkStart w:id="56" w:name="get-pedigree-data"/>
+    <w:bookmarkEnd w:id="49"/>
+    <w:bookmarkStart w:id="58" w:name="get-pedigree-data"/>
     <w:p>
       <w:pPr>
         <w:pStyle w:val="Heading3"/>
@@ -1274,18 +1402,18 @@
           <wp:inline>
             <wp:extent cx="4800600" cy="2700337"/>
             <wp:effectExtent b="0" l="0" r="0" t="0"/>
-            <wp:docPr descr="" title="" id="49" name="Picture"/>
+            <wp:docPr descr="" title="" id="51" name="Picture"/>
             <a:graphic>
               <a:graphicData uri="http://schemas.openxmlformats.org/drawingml/2006/picture">
                 <pic:pic>
                   <pic:nvPicPr>
-                    <pic:cNvPr descr="family_markers_student_guide_files/figure-docx//1dhP4CeUIJAqy3z7mKxuFzk8b8LhLrPBPHb1bpYpbk3c_g357ffc10808_0_47.png" id="50" name="Picture"/>
+                    <pic:cNvPr descr="family_markers_student_guide_files/figure-docx//1dhP4CeUIJAqy3z7mKxuFzk8b8LhLrPBPHb1bpYpbk3c_g357ffc10808_0_47.png" id="52" name="Picture"/>
                     <pic:cNvPicPr>
                       <a:picLocks noChangeArrowheads="1" noChangeAspect="1"/>
                     </pic:cNvPicPr>
                   </pic:nvPicPr>
                   <pic:blipFill>
-                    <a:blip r:embed="rId48"/>
+                    <a:blip r:embed="rId50"/>
                     <a:stretch>
                       <a:fillRect/>
                     </a:stretch>
@@ -1353,18 +1481,18 @@
                 <wp:inline>
                   <wp:extent cx="152400" cy="152400"/>
                   <wp:effectExtent b="0" l="0" r="0" t="0"/>
-                  <wp:docPr descr="" title="" id="51" name="Picture"/>
+                  <wp:docPr descr="" title="" id="53" name="Picture"/>
                   <a:graphic>
                     <a:graphicData uri="http://schemas.openxmlformats.org/drawingml/2006/picture">
                       <pic:pic>
                         <pic:nvPicPr>
-                          <pic:cNvPr descr="/opt/quarto/share/formats/docx/tip.png" id="52" name="Picture"/>
+                          <pic:cNvPr descr="/opt/quarto/share/formats/docx/tip.png" id="54" name="Picture"/>
                           <pic:cNvPicPr>
                             <a:picLocks noChangeArrowheads="1" noChangeAspect="1"/>
                           </pic:cNvPicPr>
                         </pic:nvPicPr>
                         <pic:blipFill>
-                          <a:blip r:embed="rId44"/>
+                          <a:blip r:embed="rId46"/>
                           <a:stretch>
                             <a:fillRect/>
                           </a:stretch>
@@ -1505,18 +1633,18 @@
           <wp:inline>
             <wp:extent cx="4800600" cy="2700337"/>
             <wp:effectExtent b="0" l="0" r="0" t="0"/>
-            <wp:docPr descr="" title="" id="54" name="Picture"/>
+            <wp:docPr descr="" title="" id="56" name="Picture"/>
             <a:graphic>
               <a:graphicData uri="http://schemas.openxmlformats.org/drawingml/2006/picture">
                 <pic:pic>
                   <pic:nvPicPr>
-                    <pic:cNvPr descr="family_markers_student_guide_files/figure-docx//1dhP4CeUIJAqy3z7mKxuFzk8b8LhLrPBPHb1bpYpbk3c_g357ffc10808_0_74.png" id="55" name="Picture"/>
+                    <pic:cNvPr descr="family_markers_student_guide_files/figure-docx//1dhP4CeUIJAqy3z7mKxuFzk8b8LhLrPBPHb1bpYpbk3c_g357ffc10808_0_74.png" id="57" name="Picture"/>
                     <pic:cNvPicPr>
                       <a:picLocks noChangeArrowheads="1" noChangeAspect="1"/>
                     </pic:cNvPicPr>
                   </pic:nvPicPr>
                   <pic:blipFill>
-                    <a:blip r:embed="rId53"/>
+                    <a:blip r:embed="rId55"/>
                     <a:stretch>
                       <a:fillRect/>
                     </a:stretch>
@@ -1543,8 +1671,8 @@
         </w:drawing>
       </w:r>
     </w:p>
-    <w:bookmarkEnd w:id="56"/>
-    <w:bookmarkStart w:id="59" w:name="data-dictionaries"/>
+    <w:bookmarkEnd w:id="58"/>
+    <w:bookmarkStart w:id="61" w:name="data-dictionaries"/>
     <w:p>
       <w:pPr>
         <w:pStyle w:val="Heading3"/>
@@ -1602,18 +1730,18 @@
                 <wp:inline>
                   <wp:extent cx="152400" cy="152400"/>
                   <wp:effectExtent b="0" l="0" r="0" t="0"/>
-                  <wp:docPr descr="" title="" id="57" name="Picture"/>
+                  <wp:docPr descr="" title="" id="59" name="Picture"/>
                   <a:graphic>
                     <a:graphicData uri="http://schemas.openxmlformats.org/drawingml/2006/picture">
                       <pic:pic>
                         <pic:nvPicPr>
-                          <pic:cNvPr descr="/opt/quarto/share/formats/docx/tip.png" id="58" name="Picture"/>
+                          <pic:cNvPr descr="/opt/quarto/share/formats/docx/tip.png" id="60" name="Picture"/>
                           <pic:cNvPicPr>
                             <a:picLocks noChangeArrowheads="1" noChangeAspect="1"/>
                           </pic:cNvPicPr>
                         </pic:nvPicPr>
                         <pic:blipFill>
-                          <a:blip r:embed="rId44"/>
+                          <a:blip r:embed="rId46"/>
                           <a:stretch>
                             <a:fillRect/>
                           </a:stretch>
@@ -1814,8 +1942,8 @@
         </w:tc>
       </w:tr>
     </w:tbl>
-    <w:bookmarkEnd w:id="59"/>
-    <w:bookmarkStart w:id="62" w:name="part-1-questions"/>
+    <w:bookmarkEnd w:id="61"/>
+    <w:bookmarkStart w:id="64" w:name="part-1-questions"/>
     <w:p>
       <w:pPr>
         <w:pStyle w:val="Heading3"/>
@@ -1865,12 +1993,12 @@
                 <wp:inline>
                   <wp:extent cx="152400" cy="152400"/>
                   <wp:effectExtent b="0" l="0" r="0" t="0"/>
-                  <wp:docPr descr="" title="" id="60" name="Picture"/>
+                  <wp:docPr descr="" title="" id="62" name="Picture"/>
                   <a:graphic>
                     <a:graphicData uri="http://schemas.openxmlformats.org/drawingml/2006/picture">
                       <pic:pic>
                         <pic:nvPicPr>
-                          <pic:cNvPr descr="/opt/quarto/share/formats/docx/note.png" id="61" name="Picture"/>
+                          <pic:cNvPr descr="/opt/quarto/share/formats/docx/note.png" id="63" name="Picture"/>
                           <pic:cNvPicPr>
                             <a:picLocks noChangeArrowheads="1" noChangeAspect="1"/>
                           </pic:cNvPicPr>
@@ -2000,16 +2128,16 @@
               <w:t xml:space="preserve"> </w:t>
             </w:r>
             <w:r>
-              <w:t xml:space="preserve">represents?</w:t>
+              <w:t xml:space="preserve">represents? Take a screenshot that shows this column.</w:t>
             </w:r>
           </w:p>
           <w:p/>
         </w:tc>
       </w:tr>
     </w:tbl>
-    <w:bookmarkEnd w:id="62"/>
-    <w:bookmarkEnd w:id="63"/>
-    <w:bookmarkStart w:id="80" w:name="part-2"/>
+    <w:bookmarkEnd w:id="64"/>
+    <w:bookmarkEnd w:id="65"/>
+    <w:bookmarkStart w:id="82" w:name="part-2"/>
     <w:p>
       <w:pPr>
         <w:pStyle w:val="Heading2"/>
@@ -2026,7 +2154,7 @@
         <w:t xml:space="preserve">Now, we’ll run R code that generates a pedigree!</w:t>
       </w:r>
     </w:p>
-    <w:bookmarkStart w:id="69" w:name="assemble-the-pedigree"/>
+    <w:bookmarkStart w:id="71" w:name="assemble-the-pedigree"/>
     <w:p>
       <w:pPr>
         <w:pStyle w:val="Heading3"/>
@@ -2261,18 +2389,18 @@
           <wp:inline>
             <wp:extent cx="4800600" cy="2700337"/>
             <wp:effectExtent b="0" l="0" r="0" t="0"/>
-            <wp:docPr descr="" title="" id="65" name="Picture"/>
+            <wp:docPr descr="" title="" id="67" name="Picture"/>
             <a:graphic>
               <a:graphicData uri="http://schemas.openxmlformats.org/drawingml/2006/picture">
                 <pic:pic>
                   <pic:nvPicPr>
-                    <pic:cNvPr descr="family_markers_student_guide_files/figure-docx//1dhP4CeUIJAqy3z7mKxuFzk8b8LhLrPBPHb1bpYpbk3c_g35ad481b335_0_16.png" id="66" name="Picture"/>
+                    <pic:cNvPr descr="family_markers_student_guide_files/figure-docx//1dhP4CeUIJAqy3z7mKxuFzk8b8LhLrPBPHb1bpYpbk3c_g35ad481b335_0_16.png" id="68" name="Picture"/>
                     <pic:cNvPicPr>
                       <a:picLocks noChangeArrowheads="1" noChangeAspect="1"/>
                     </pic:cNvPicPr>
                   </pic:nvPicPr>
                   <pic:blipFill>
-                    <a:blip r:embed="rId64"/>
+                    <a:blip r:embed="rId66"/>
                     <a:stretch>
                       <a:fillRect/>
                     </a:stretch>
@@ -2340,18 +2468,18 @@
                 <wp:inline>
                   <wp:extent cx="152400" cy="152400"/>
                   <wp:effectExtent b="0" l="0" r="0" t="0"/>
-                  <wp:docPr descr="" title="" id="67" name="Picture"/>
+                  <wp:docPr descr="" title="" id="69" name="Picture"/>
                   <a:graphic>
                     <a:graphicData uri="http://schemas.openxmlformats.org/drawingml/2006/picture">
                       <pic:pic>
                         <pic:nvPicPr>
-                          <pic:cNvPr descr="/opt/quarto/share/formats/docx/tip.png" id="68" name="Picture"/>
+                          <pic:cNvPr descr="/opt/quarto/share/formats/docx/tip.png" id="70" name="Picture"/>
                           <pic:cNvPicPr>
                             <a:picLocks noChangeArrowheads="1" noChangeAspect="1"/>
                           </pic:cNvPicPr>
                         </pic:nvPicPr>
                         <pic:blipFill>
-                          <a:blip r:embed="rId44"/>
+                          <a:blip r:embed="rId46"/>
                           <a:stretch>
                             <a:fillRect/>
                           </a:stretch>
@@ -2469,8 +2597,8 @@
         <w:t xml:space="preserve">Pedigree list with 20 total subjects in 1 families</w:t>
       </w:r>
     </w:p>
-    <w:bookmarkEnd w:id="69"/>
-    <w:bookmarkStart w:id="76" w:name="plot-the-pedigree"/>
+    <w:bookmarkEnd w:id="71"/>
+    <w:bookmarkStart w:id="78" w:name="plot-the-pedigree"/>
     <w:p>
       <w:pPr>
         <w:pStyle w:val="Heading3"/>
@@ -2525,18 +2653,18 @@
           <wp:inline>
             <wp:extent cx="4620126" cy="3696101"/>
             <wp:effectExtent b="0" l="0" r="0" t="0"/>
-            <wp:docPr descr="" title="" id="71" name="Picture"/>
+            <wp:docPr descr="" title="" id="73" name="Picture"/>
             <a:graphic>
               <a:graphicData uri="http://schemas.openxmlformats.org/drawingml/2006/picture">
                 <pic:pic>
                   <pic:nvPicPr>
-                    <pic:cNvPr descr="family_markers_student_guide_files/figure-docx/unnamed-chunk-16-1.png" id="72" name="Picture"/>
+                    <pic:cNvPr descr="family_markers_student_guide_files/figure-docx/unnamed-chunk-16-1.png" id="74" name="Picture"/>
                     <pic:cNvPicPr>
                       <a:picLocks noChangeArrowheads="1" noChangeAspect="1"/>
                     </pic:cNvPicPr>
                   </pic:nvPicPr>
                   <pic:blipFill>
-                    <a:blip r:embed="rId70"/>
+                    <a:blip r:embed="rId72"/>
                     <a:stretch>
                       <a:fillRect/>
                     </a:stretch>
@@ -2572,18 +2700,18 @@
           <wp:inline>
             <wp:extent cx="4800600" cy="2700337"/>
             <wp:effectExtent b="0" l="0" r="0" t="0"/>
-            <wp:docPr descr="" title="" id="74" name="Picture"/>
+            <wp:docPr descr="" title="" id="76" name="Picture"/>
             <a:graphic>
               <a:graphicData uri="http://schemas.openxmlformats.org/drawingml/2006/picture">
                 <pic:pic>
                   <pic:nvPicPr>
-                    <pic:cNvPr descr="family_markers_student_guide_files/figure-docx//1dhP4CeUIJAqy3z7mKxuFzk8b8LhLrPBPHb1bpYpbk3c_g35ad481b335_0_30.png" id="75" name="Picture"/>
+                    <pic:cNvPr descr="family_markers_student_guide_files/figure-docx//1dhP4CeUIJAqy3z7mKxuFzk8b8LhLrPBPHb1bpYpbk3c_g35ad481b335_0_30.png" id="77" name="Picture"/>
                     <pic:cNvPicPr>
                       <a:picLocks noChangeArrowheads="1" noChangeAspect="1"/>
                     </pic:cNvPicPr>
                   </pic:nvPicPr>
                   <pic:blipFill>
-                    <a:blip r:embed="rId73"/>
+                    <a:blip r:embed="rId75"/>
                     <a:stretch>
                       <a:fillRect/>
                     </a:stretch>
@@ -2610,8 +2738,8 @@
         </w:drawing>
       </w:r>
     </w:p>
-    <w:bookmarkEnd w:id="76"/>
-    <w:bookmarkStart w:id="79" w:name="part-2-questions"/>
+    <w:bookmarkEnd w:id="78"/>
+    <w:bookmarkStart w:id="81" w:name="part-2-questions"/>
     <w:p>
       <w:pPr>
         <w:pStyle w:val="Heading3"/>
@@ -2661,12 +2789,12 @@
                 <wp:inline>
                   <wp:extent cx="152400" cy="152400"/>
                   <wp:effectExtent b="0" l="0" r="0" t="0"/>
-                  <wp:docPr descr="" title="" id="77" name="Picture"/>
+                  <wp:docPr descr="" title="" id="79" name="Picture"/>
                   <a:graphic>
                     <a:graphicData uri="http://schemas.openxmlformats.org/drawingml/2006/picture">
                       <pic:pic>
                         <pic:nvPicPr>
-                          <pic:cNvPr descr="/opt/quarto/share/formats/docx/note.png" id="78" name="Picture"/>
+                          <pic:cNvPr descr="/opt/quarto/share/formats/docx/note.png" id="80" name="Picture"/>
                           <pic:cNvPicPr>
                             <a:picLocks noChangeArrowheads="1" noChangeAspect="1"/>
                           </pic:cNvPicPr>
@@ -2729,7 +2857,7 @@
               </w:numPr>
             </w:pPr>
             <w:r>
-              <w:t xml:space="preserve">How many generations were assessed in this pedigree?</w:t>
+              <w:t xml:space="preserve">How many generations were assessed in this pedigree? Take a screenshot and label them.</w:t>
             </w:r>
           </w:p>
           <w:p>
@@ -2740,16 +2868,16 @@
               </w:numPr>
             </w:pPr>
             <w:r>
-              <w:t xml:space="preserve">How many male individuals and how many female individuals are present?</w:t>
+              <w:t xml:space="preserve">How many male individuals and how many female individuals are present? Take a screenshot and label them.</w:t>
             </w:r>
           </w:p>
           <w:p/>
         </w:tc>
       </w:tr>
     </w:tbl>
-    <w:bookmarkEnd w:id="79"/>
-    <w:bookmarkEnd w:id="80"/>
-    <w:bookmarkStart w:id="92" w:name="part-3"/>
+    <w:bookmarkEnd w:id="81"/>
+    <w:bookmarkEnd w:id="82"/>
+    <w:bookmarkStart w:id="94" w:name="part-3"/>
     <w:p>
       <w:pPr>
         <w:pStyle w:val="Heading2"/>
@@ -2766,7 +2894,7 @@
         <w:t xml:space="preserve">Now, we’ll map the diagnoses on our individuals.</w:t>
       </w:r>
     </w:p>
-    <w:bookmarkStart w:id="81" w:name="adding-diagnosis"/>
+    <w:bookmarkStart w:id="83" w:name="adding-diagnosis"/>
     <w:p>
       <w:pPr>
         <w:pStyle w:val="Heading3"/>
@@ -3073,8 +3201,8 @@
         <w:t xml:space="preserve">)</w:t>
       </w:r>
     </w:p>
-    <w:bookmarkEnd w:id="81"/>
-    <w:bookmarkStart w:id="88" w:name="mapping-diagnosis"/>
+    <w:bookmarkEnd w:id="83"/>
+    <w:bookmarkStart w:id="90" w:name="mapping-diagnosis"/>
     <w:p>
       <w:pPr>
         <w:pStyle w:val="Heading3"/>
@@ -3129,18 +3257,18 @@
           <wp:inline>
             <wp:extent cx="4620126" cy="3696101"/>
             <wp:effectExtent b="0" l="0" r="0" t="0"/>
-            <wp:docPr descr="" title="" id="83" name="Picture"/>
+            <wp:docPr descr="" title="" id="85" name="Picture"/>
             <a:graphic>
               <a:graphicData uri="http://schemas.openxmlformats.org/drawingml/2006/picture">
                 <pic:pic>
                   <pic:nvPicPr>
-                    <pic:cNvPr descr="family_markers_student_guide_files/figure-docx/unnamed-chunk-19-1.png" id="84" name="Picture"/>
+                    <pic:cNvPr descr="family_markers_student_guide_files/figure-docx/unnamed-chunk-19-1.png" id="86" name="Picture"/>
                     <pic:cNvPicPr>
                       <a:picLocks noChangeArrowheads="1" noChangeAspect="1"/>
                     </pic:cNvPicPr>
                   </pic:nvPicPr>
                   <pic:blipFill>
-                    <a:blip r:embed="rId82"/>
+                    <a:blip r:embed="rId84"/>
                     <a:stretch>
                       <a:fillRect/>
                     </a:stretch>
@@ -3276,18 +3404,18 @@
           <wp:inline>
             <wp:extent cx="4620126" cy="3696101"/>
             <wp:effectExtent b="0" l="0" r="0" t="0"/>
-            <wp:docPr descr="" title="" id="86" name="Picture"/>
+            <wp:docPr descr="" title="" id="88" name="Picture"/>
             <a:graphic>
               <a:graphicData uri="http://schemas.openxmlformats.org/drawingml/2006/picture">
                 <pic:pic>
                   <pic:nvPicPr>
-                    <pic:cNvPr descr="family_markers_student_guide_files/figure-docx/unnamed-chunk-20-1.png" id="87" name="Picture"/>
+                    <pic:cNvPr descr="family_markers_student_guide_files/figure-docx/unnamed-chunk-20-1.png" id="89" name="Picture"/>
                     <pic:cNvPicPr>
                       <a:picLocks noChangeArrowheads="1" noChangeAspect="1"/>
                     </pic:cNvPicPr>
                   </pic:nvPicPr>
                   <pic:blipFill>
-                    <a:blip r:embed="rId85"/>
+                    <a:blip r:embed="rId87"/>
                     <a:stretch>
                       <a:fillRect/>
                     </a:stretch>
@@ -3314,8 +3442,8 @@
         </w:drawing>
       </w:r>
     </w:p>
-    <w:bookmarkEnd w:id="88"/>
-    <w:bookmarkStart w:id="91" w:name="part-3-questions"/>
+    <w:bookmarkEnd w:id="90"/>
+    <w:bookmarkStart w:id="93" w:name="part-3-questions"/>
     <w:p>
       <w:pPr>
         <w:pStyle w:val="Heading3"/>
@@ -3365,12 +3493,12 @@
                 <wp:inline>
                   <wp:extent cx="152400" cy="152400"/>
                   <wp:effectExtent b="0" l="0" r="0" t="0"/>
-                  <wp:docPr descr="" title="" id="89" name="Picture"/>
+                  <wp:docPr descr="" title="" id="91" name="Picture"/>
                   <a:graphic>
                     <a:graphicData uri="http://schemas.openxmlformats.org/drawingml/2006/picture">
                       <pic:pic>
                         <pic:nvPicPr>
-                          <pic:cNvPr descr="/opt/quarto/share/formats/docx/note.png" id="90" name="Picture"/>
+                          <pic:cNvPr descr="/opt/quarto/share/formats/docx/note.png" id="92" name="Picture"/>
                           <pic:cNvPicPr>
                             <a:picLocks noChangeArrowheads="1" noChangeAspect="1"/>
                           </pic:cNvPicPr>
@@ -3433,7 +3561,7 @@
               </w:numPr>
             </w:pPr>
             <w:r>
-              <w:t xml:space="preserve">What is the diagnosis for individual 9? Individual 10?</w:t>
+              <w:t xml:space="preserve">What is the diagnosis for individual 9? Individual 10? Take a screenshot and circle these individuals.</w:t>
             </w:r>
           </w:p>
           <w:p>
@@ -3444,16 +3572,16 @@
               </w:numPr>
             </w:pPr>
             <w:r>
-              <w:t xml:space="preserve">What is the diagnosis for individual 12?</w:t>
+              <w:t xml:space="preserve">What is the diagnosis for individual 12? Take a screenshot and circle this individual.</w:t>
             </w:r>
           </w:p>
           <w:p/>
         </w:tc>
       </w:tr>
     </w:tbl>
-    <w:bookmarkEnd w:id="91"/>
-    <w:bookmarkEnd w:id="92"/>
-    <w:bookmarkStart w:id="114" w:name="part-4"/>
+    <w:bookmarkEnd w:id="93"/>
+    <w:bookmarkEnd w:id="94"/>
+    <w:bookmarkStart w:id="116" w:name="part-4"/>
     <w:p>
       <w:pPr>
         <w:pStyle w:val="Heading2"/>
@@ -3470,7 +3598,7 @@
         <w:t xml:space="preserve">Now that we know individual diagnoses, let’s map genotypes onto our individuals.</w:t>
       </w:r>
     </w:p>
-    <w:bookmarkStart w:id="107" w:name="adding-genotypes"/>
+    <w:bookmarkStart w:id="109" w:name="adding-genotypes"/>
     <w:p>
       <w:pPr>
         <w:pStyle w:val="Heading3"/>
@@ -3621,18 +3749,18 @@
           <wp:inline>
             <wp:extent cx="4620126" cy="3696101"/>
             <wp:effectExtent b="0" l="0" r="0" t="0"/>
-            <wp:docPr descr="" title="" id="94" name="Picture"/>
+            <wp:docPr descr="" title="" id="96" name="Picture"/>
             <a:graphic>
               <a:graphicData uri="http://schemas.openxmlformats.org/drawingml/2006/picture">
                 <pic:pic>
                   <pic:nvPicPr>
-                    <pic:cNvPr descr="family_markers_student_guide_files/figure-docx/unnamed-chunk-21-1.png" id="95" name="Picture"/>
+                    <pic:cNvPr descr="family_markers_student_guide_files/figure-docx/unnamed-chunk-21-1.png" id="97" name="Picture"/>
                     <pic:cNvPicPr>
                       <a:picLocks noChangeArrowheads="1" noChangeAspect="1"/>
                     </pic:cNvPicPr>
                   </pic:nvPicPr>
                   <pic:blipFill>
-                    <a:blip r:embed="rId93"/>
+                    <a:blip r:embed="rId95"/>
                     <a:stretch>
                       <a:fillRect/>
                     </a:stretch>
@@ -3668,18 +3796,18 @@
           <wp:inline>
             <wp:extent cx="4800600" cy="2700337"/>
             <wp:effectExtent b="0" l="0" r="0" t="0"/>
-            <wp:docPr descr="" title="" id="97" name="Picture"/>
+            <wp:docPr descr="" title="" id="99" name="Picture"/>
             <a:graphic>
               <a:graphicData uri="http://schemas.openxmlformats.org/drawingml/2006/picture">
                 <pic:pic>
                   <pic:nvPicPr>
-                    <pic:cNvPr descr="family_markers_student_guide_files/figure-docx//1dhP4CeUIJAqy3z7mKxuFzk8b8LhLrPBPHb1bpYpbk3c_g35ad481b335_0_48.png" id="98" name="Picture"/>
+                    <pic:cNvPr descr="family_markers_student_guide_files/figure-docx//1dhP4CeUIJAqy3z7mKxuFzk8b8LhLrPBPHb1bpYpbk3c_g35ad481b335_0_48.png" id="100" name="Picture"/>
                     <pic:cNvPicPr>
                       <a:picLocks noChangeArrowheads="1" noChangeAspect="1"/>
                     </pic:cNvPicPr>
                   </pic:nvPicPr>
                   <pic:blipFill>
-                    <a:blip r:embed="rId96"/>
+                    <a:blip r:embed="rId98"/>
                     <a:stretch>
                       <a:fillRect/>
                     </a:stretch>
@@ -3747,18 +3875,18 @@
                 <wp:inline>
                   <wp:extent cx="152400" cy="152400"/>
                   <wp:effectExtent b="0" l="0" r="0" t="0"/>
-                  <wp:docPr descr="" title="" id="99" name="Picture"/>
+                  <wp:docPr descr="" title="" id="101" name="Picture"/>
                   <a:graphic>
                     <a:graphicData uri="http://schemas.openxmlformats.org/drawingml/2006/picture">
                       <pic:pic>
                         <pic:nvPicPr>
-                          <pic:cNvPr descr="/opt/quarto/share/formats/docx/tip.png" id="100" name="Picture"/>
+                          <pic:cNvPr descr="/opt/quarto/share/formats/docx/tip.png" id="102" name="Picture"/>
                           <pic:cNvPicPr>
                             <a:picLocks noChangeArrowheads="1" noChangeAspect="1"/>
                           </pic:cNvPicPr>
                         </pic:nvPicPr>
                         <pic:blipFill>
-                          <a:blip r:embed="rId44"/>
+                          <a:blip r:embed="rId46"/>
                           <a:stretch>
                             <a:fillRect/>
                           </a:stretch>
@@ -4032,18 +4160,18 @@
           <wp:inline>
             <wp:extent cx="4620126" cy="3696101"/>
             <wp:effectExtent b="0" l="0" r="0" t="0"/>
-            <wp:docPr descr="" title="" id="102" name="Picture"/>
+            <wp:docPr descr="" title="" id="104" name="Picture"/>
             <a:graphic>
               <a:graphicData uri="http://schemas.openxmlformats.org/drawingml/2006/picture">
                 <pic:pic>
                   <pic:nvPicPr>
-                    <pic:cNvPr descr="family_markers_student_guide_files/figure-docx/unnamed-chunk-23-1.png" id="103" name="Picture"/>
+                    <pic:cNvPr descr="family_markers_student_guide_files/figure-docx/unnamed-chunk-23-1.png" id="105" name="Picture"/>
                     <pic:cNvPicPr>
                       <a:picLocks noChangeArrowheads="1" noChangeAspect="1"/>
                     </pic:cNvPicPr>
                   </pic:nvPicPr>
                   <pic:blipFill>
-                    <a:blip r:embed="rId101"/>
+                    <a:blip r:embed="rId103"/>
                     <a:stretch>
                       <a:fillRect/>
                     </a:stretch>
@@ -4079,18 +4207,18 @@
           <wp:inline>
             <wp:extent cx="4800600" cy="2700337"/>
             <wp:effectExtent b="0" l="0" r="0" t="0"/>
-            <wp:docPr descr="" title="" id="105" name="Picture"/>
+            <wp:docPr descr="" title="" id="107" name="Picture"/>
             <a:graphic>
               <a:graphicData uri="http://schemas.openxmlformats.org/drawingml/2006/picture">
                 <pic:pic>
                   <pic:nvPicPr>
-                    <pic:cNvPr descr="family_markers_student_guide_files/figure-docx//1dhP4CeUIJAqy3z7mKxuFzk8b8LhLrPBPHb1bpYpbk3c_g35ad481b335_0_55.png" id="106" name="Picture"/>
+                    <pic:cNvPr descr="family_markers_student_guide_files/figure-docx//1dhP4CeUIJAqy3z7mKxuFzk8b8LhLrPBPHb1bpYpbk3c_g35ad481b335_0_55.png" id="108" name="Picture"/>
                     <pic:cNvPicPr>
                       <a:picLocks noChangeArrowheads="1" noChangeAspect="1"/>
                     </pic:cNvPicPr>
                   </pic:nvPicPr>
                   <pic:blipFill>
-                    <a:blip r:embed="rId104"/>
+                    <a:blip r:embed="rId106"/>
                     <a:stretch>
                       <a:fillRect/>
                     </a:stretch>
@@ -4117,8 +4245,8 @@
         </w:drawing>
       </w:r>
     </w:p>
-    <w:bookmarkEnd w:id="107"/>
-    <w:bookmarkStart w:id="113" w:name="part-4-questions"/>
+    <w:bookmarkEnd w:id="109"/>
+    <w:bookmarkStart w:id="115" w:name="part-4-questions"/>
     <w:p>
       <w:pPr>
         <w:pStyle w:val="Heading3"/>
@@ -4168,12 +4296,12 @@
                 <wp:inline>
                   <wp:extent cx="152400" cy="152400"/>
                   <wp:effectExtent b="0" l="0" r="0" t="0"/>
-                  <wp:docPr descr="" title="" id="108" name="Picture"/>
+                  <wp:docPr descr="" title="" id="110" name="Picture"/>
                   <a:graphic>
                     <a:graphicData uri="http://schemas.openxmlformats.org/drawingml/2006/picture">
                       <pic:pic>
                         <pic:nvPicPr>
-                          <pic:cNvPr descr="/opt/quarto/share/formats/docx/note.png" id="109" name="Picture"/>
+                          <pic:cNvPr descr="/opt/quarto/share/formats/docx/note.png" id="111" name="Picture"/>
                           <pic:cNvPicPr>
                             <a:picLocks noChangeArrowheads="1" noChangeAspect="1"/>
                           </pic:cNvPicPr>
@@ -4236,7 +4364,7 @@
               </w:numPr>
             </w:pPr>
             <w:r>
-              <w:t xml:space="preserve">We already know that DAO is the gene of interest. Why is DAO a better match for the diagnosis based on the pedigree?</w:t>
+              <w:t xml:space="preserve">We already know that DAO is the gene of interest. Why is DAO a better match than IL6 for the diagnosis (based on the pedigree)?</w:t>
             </w:r>
           </w:p>
           <w:p>
@@ -4276,8 +4404,8 @@
         </w:tc>
       </w:tr>
     </w:tbl>
-    <w:bookmarkStart w:id="112" w:name="refs"/>
-    <w:bookmarkStart w:id="111" w:name="ref-hasin2022"/>
+    <w:bookmarkStart w:id="114" w:name="refs"/>
+    <w:bookmarkStart w:id="113" w:name="ref-hasin2022"/>
     <w:p>
       <w:pPr>
         <w:pStyle w:val="Bibliography"/>
@@ -4329,7 +4457,7 @@
       <w:r>
         <w:t xml:space="preserve"> </w:t>
       </w:r>
-      <w:hyperlink r:id="rId110">
+      <w:hyperlink r:id="rId112">
         <w:r>
           <w:rPr>
             <w:rStyle w:val="Hyperlink"/>
@@ -4338,10 +4466,10 @@
         </w:r>
       </w:hyperlink>
     </w:p>
-    <w:bookmarkEnd w:id="111"/>
-    <w:bookmarkEnd w:id="112"/>
     <w:bookmarkEnd w:id="113"/>
     <w:bookmarkEnd w:id="114"/>
+    <w:bookmarkEnd w:id="115"/>
+    <w:bookmarkEnd w:id="116"/>
     <w:sectPr>
       <w:footnotePr>
         <w:numRestart w:val="eachSect"/>

--- a/docs/docx/module/family_markers_student_guide.docx
+++ b/docs/docx/module/family_markers_student_guide.docx
@@ -2072,7 +2072,7 @@
               </w:numPr>
             </w:pPr>
             <w:r>
-              <w:t xml:space="preserve">How can we confirm that our data loaded correctly?</w:t>
+              <w:t xml:space="preserve">How can we confirm that our data loaded correctly? Take a screenshot and point to your evidence.</w:t>
             </w:r>
           </w:p>
           <w:p>

--- a/docs/docx/module/family_markers_student_guide.docx
+++ b/docs/docx/module/family_markers_student_guide.docx
@@ -15,7 +15,7 @@
         <w:pStyle w:val="Date"/>
       </w:pPr>
       <w:r>
-        <w:t xml:space="preserve">2026-04-29</w:t>
+        <w:t xml:space="preserve">2026-05-28</w:t>
       </w:r>
     </w:p>
     <w:p>

--- a/docs/docx/module/family_markers_student_guide.docx
+++ b/docs/docx/module/family_markers_student_guide.docx
@@ -15,7 +15,7 @@
         <w:pStyle w:val="Date"/>
       </w:pPr>
       <w:r>
-        <w:t xml:space="preserve">2026-05-28</w:t>
+        <w:t xml:space="preserve">2026-06-01</w:t>
       </w:r>
     </w:p>
     <w:p>

--- a/docs/docx/module/family_markers_student_guide.docx
+++ b/docs/docx/module/family_markers_student_guide.docx
@@ -15,7 +15,7 @@
         <w:pStyle w:val="Date"/>
       </w:pPr>
       <w:r>
-        <w:t xml:space="preserve">2026-06-01</w:t>
+        <w:t xml:space="preserve">2026-06-02</w:t>
       </w:r>
     </w:p>
     <w:p>

--- a/docs/docx/module/family_markers_student_guide.docx
+++ b/docs/docx/module/family_markers_student_guide.docx
@@ -15,7 +15,7 @@
         <w:pStyle w:val="Date"/>
       </w:pPr>
       <w:r>
-        <w:t xml:space="preserve">2026-06-02</w:t>
+        <w:t xml:space="preserve">2026-06-03</w:t>
       </w:r>
     </w:p>
     <w:p>

--- a/docs/docx/module/family_markers_student_guide.docx
+++ b/docs/docx/module/family_markers_student_guide.docx
@@ -15,7 +15,7 @@
         <w:pStyle w:val="Date"/>
       </w:pPr>
       <w:r>
-        <w:t xml:space="preserve">2026-06-03</w:t>
+        <w:t xml:space="preserve">2026-07-22</w:t>
       </w:r>
     </w:p>
     <w:p>

--- a/docs/docx/module/family_markers_student_guide.docx
+++ b/docs/docx/module/family_markers_student_guide.docx
@@ -15,7 +15,7 @@
         <w:pStyle w:val="Date"/>
       </w:pPr>
       <w:r>
-        <w:t xml:space="preserve">2026-07-22</w:t>
+        <w:t xml:space="preserve">2026-08-26</w:t>
       </w:r>
     </w:p>
     <w:p>
